--- a/data/cvs/cv_163_Aceli_Africa_Software_Engineer__Associate__Salesforce.docx
+++ b/data/cvs/cv_163_Aceli_Africa_Software_Engineer__Associate__Salesforce.docx
@@ -86,7 +86,7 @@
         <w:rPr>
           <w:sz w:val="20"/>
         </w:rPr>
-        <w:t>Full Stack Developer with a focus on AI engineering, currently building production systems at Copy Cat Group. I work across the stack, from Python backends and REST APIs to React frontends, with recent deep dives into AI data work including model evaluation, prompt engineering, and dataset structuring. My experience spans both U.S. and Kenyan tech companies, with a track record of delivering full-stack solutions and integrating AI-driven automation.</w:t>
+        <w:t>Software Engineer with a background in full-stack development and AI engineering, currently building production systems at Copy Cat Group. I have experience with Python, JavaScript, and React, and have worked on projects involving SAP API integration, system design documentation, and AI-powered tender scraping. My skill set includes Java, Object-Oriented Programming, and a strong understanding of enterprise systems and integrations, aligning with Aceli Africa's Salesforce Platform role.</w:t>
       </w:r>
     </w:p>
     <w:p>
@@ -119,7 +119,7 @@
         <w:rPr>
           <w:sz w:val="20"/>
         </w:rPr>
-        <w:t>Python, JavaScript, SQL, PHP, Kotlin, Bash, HTML, CSS</w:t>
+        <w:t>Python, JavaScript, SQL, PHP, Kotlin, Bash, HTML, CSS, Java</w:t>
       </w:r>
     </w:p>
     <w:p>
@@ -137,7 +137,7 @@
         <w:rPr>
           <w:sz w:val="20"/>
         </w:rPr>
-        <w:t>React, Node.js, Django, Flask</w:t>
+        <w:t>React, Node.js, Django, Flask, Apex, SOQL, Lightning Web Components</w:t>
       </w:r>
     </w:p>
     <w:p>
@@ -173,7 +173,7 @@
         <w:rPr>
           <w:sz w:val="20"/>
         </w:rPr>
-        <w:t>Pandas, NumPy, Excel, Data Visualisation, Statistical Analysis</w:t>
+        <w:t>Pandas, NumPy, Excel, Data Visualisation, Statistical Analysis, Data Modeling, Data Architecture, Data Migration, Data Security, Data Management, Data Analytics, Data Visualization, Data Quality, Data Governance</w:t>
       </w:r>
     </w:p>
     <w:p>
@@ -191,7 +191,7 @@
         <w:rPr>
           <w:sz w:val="20"/>
         </w:rPr>
-        <w:t>Gemini API, Groq API, Prompt Engineering, LLM Evaluation, Data Annotation, Dataset Structuring</w:t>
+        <w:t>Gemini API, Groq API, Prompt Engineering, LLM Evaluation, Data Annotation, Dataset Structuring, AI Tender Scraping</w:t>
       </w:r>
     </w:p>
     <w:p>
@@ -209,7 +209,7 @@
         <w:rPr>
           <w:sz w:val="20"/>
         </w:rPr>
-        <w:t>n8n, Playwright, APScheduler, Web Scraping, REST APIs, Git, GitHub, Postman, VS Code, Jira, Trello, Slack, HubSpot, Figma, Docker</w:t>
+        <w:t>n8n, Playwright, APScheduler, Web Scraping, REST APIs, Flow, Custom Metadata, Automation, User Experience</w:t>
       </w:r>
     </w:p>
     <w:p>
@@ -227,7 +227,7 @@
         <w:rPr>
           <w:sz w:val="20"/>
         </w:rPr>
-        <w:t>Oracle Cloud, Google Cloud Platform, CI/CD, Version Control, Agile Methodology</w:t>
+        <w:t>Oracle Cloud, Google Cloud Platform, Git, GitHub, CI/CD, DevOps</w:t>
       </w:r>
     </w:p>
     <w:p>
@@ -245,7 +245,7 @@
         <w:rPr>
           <w:sz w:val="20"/>
         </w:rPr>
-        <w:t>Salesforce, Apex, SOQL, Lightning Web Components, Flow, Object-Oriented Programming (OOP), Enterprise Systems, Integrations, Scalable Systems, Software Engineering Fundamentals, Custom Metadata, Framework Patterns</w:t>
+        <w:t>Framework Patterns, Dynamic Logic Engines, Scalable Business Systems, Problem Solving, Data-Driven Decision Making, Data Integration</w:t>
       </w:r>
     </w:p>
     <w:p>
@@ -263,7 +263,7 @@
         <w:rPr>
           <w:sz w:val="20"/>
         </w:rPr>
-        <w:t>Dynamic Logic Engines, Hardcoding, Configuration Management, Business Process Analysis, System Design, User Experience (UX), Data Modeling, Database Design, Data Migration, Unit Testing, Debugging, Performance Optimization</w:t>
+        <w:t>Data Processing, Data Storage, Data Mining, Data Engineering, Data Science, Data Infrastructure</w:t>
       </w:r>
     </w:p>
     <w:p>
@@ -313,7 +313,7 @@
         <w:rPr>
           <w:sz w:val="20"/>
         </w:rPr>
-        <w:t>Integrating SAP APIs with an internal Credit Control System, automating processes for OA and IT business units.</w:t>
+        <w:t>Integrating SAP APIs with an internal Credit Control System for automated OA and IT business processes.</w:t>
       </w:r>
     </w:p>
     <w:p>
@@ -325,7 +325,7 @@
         <w:rPr>
           <w:sz w:val="20"/>
         </w:rPr>
-        <w:t>Authoring technical documentation (BRD, SDD) to define project scope and specifications for enterprise architecture.</w:t>
+        <w:t>Authoring System Design Documents (SDDs) for Application, Data, Integration, and Security Architecture.</w:t>
       </w:r>
     </w:p>
     <w:p>
@@ -337,7 +337,7 @@
         <w:rPr>
           <w:sz w:val="20"/>
         </w:rPr>
-        <w:t>Designing and prototyping an AI-powered tender scraping pipeline to automate tender opportunity discovery and processing.</w:t>
+        <w:t>Designing and prototyping an AI-powered tender scraping pipeline to automate tender discovery and processing.</w:t>
       </w:r>
     </w:p>
     <w:p>
@@ -372,7 +372,7 @@
         <w:rPr>
           <w:sz w:val="20"/>
         </w:rPr>
-        <w:t>Generating difference-based captions for multimodal datasets, improving model accuracy through detailed annotations.</w:t>
+        <w:t>Generating accurate captions for multimodal datasets, improving model accuracy through categorisation and validation.</w:t>
       </w:r>
     </w:p>
     <w:p>
@@ -407,7 +407,7 @@
         <w:rPr>
           <w:sz w:val="20"/>
         </w:rPr>
-        <w:t>Building full-stack solutions for U.S. clients, including UI components, API optimisation, and CMS-based website systems.</w:t>
+        <w:t>Building full-stack solutions with optimised UI components and APIs for U.S. clients across sectors.</w:t>
       </w:r>
     </w:p>
     <w:p>
@@ -442,7 +442,7 @@
         <w:rPr>
           <w:sz w:val="20"/>
         </w:rPr>
-        <w:t>Performing intent detection, slot tagging, and utterance verification for health and agriculture AI systems.</w:t>
+        <w:t>Creating structured datasets for health and agriculture AI systems, ensuring annotation quality and consistency.</w:t>
       </w:r>
     </w:p>
     <w:p>
